--- a/archivos_soporte/Desafio1.Informe.docx
+++ b/archivos_soporte/Desafio1.Informe.docx
@@ -1631,13 +1631,30 @@
       <w:r>
         <w:t xml:space="preserve"> </w:t>
       </w:r>
-    </w:p>
-    <w:p>
-      <w:pPr>
-        <w:spacing w:after="0" w:line="259" w:lineRule="auto"/>
-        <w:ind w:left="262" w:right="0" w:firstLine="0"/>
+      <w:r>
+        <w:t xml:space="preserve">ENLACE DE VIDEO DE YOUTUBE: </w:t>
+      </w:r>
+      <w:r>
+        <w:t>https://youtu.be/04ZehpTAhi8</w:t>
+      </w:r>
+    </w:p>
+    <w:p>
+      <w:pPr>
+        <w:spacing w:after="0" w:line="259" w:lineRule="auto"/>
+        <w:ind w:right="0"/>
         <w:jc w:val="both"/>
       </w:pPr>
+      <w:r>
+        <w:t xml:space="preserve">AUTOR VIDEO: MIGUEL ANGEL </w:t>
+      </w:r>
+      <w:proofErr w:type="spellStart"/>
+      <w:r>
+        <w:t>ANGEL</w:t>
+      </w:r>
+      <w:proofErr w:type="spellEnd"/>
+      <w:r>
+        <w:t xml:space="preserve"> ESCOBAR BLAIR.</w:t>
+      </w:r>
     </w:p>
     <w:sectPr>
       <w:pgSz w:w="12240" w:h="15840"/>
@@ -3140,6 +3157,7 @@
   <w:style w:type="character" w:default="1" w:styleId="DefaultParagraphFont">
     <w:name w:val="Default Paragraph Font"/>
     <w:uiPriority w:val="1"/>
+    <w:semiHidden/>
     <w:unhideWhenUsed/>
   </w:style>
   <w:style w:type="table" w:default="1" w:styleId="TableNormal">
